--- a/peerj_submission/tables/Table 2.docx
+++ b/peerj_submission/tables/Table 2.docx
@@ -3,6 +3,10 @@
 <w:document xmlns:wpc="http://schemas.microsoft.com/office/word/2010/wordprocessingCanvas" xmlns:mo="http://schemas.microsoft.com/office/mac/office/2008/main" xmlns:mc="http://schemas.openxmlformats.org/markup-compatibility/2006" xmlns:mv="urn:schemas-microsoft-com:mac:vml" xmlns:o="urn:schemas-microsoft-com:office:office" xmlns:r="http://schemas.openxmlformats.org/officeDocument/2006/relationships" xmlns:m="http://schemas.openxmlformats.org/officeDocument/2006/math" xmlns:v="urn:schemas-microsoft-com:vml" xmlns:wp14="http://schemas.microsoft.com/office/word/2010/wordprocessingDrawing" xmlns:wp="http://schemas.openxmlformats.org/drawingml/2006/wordprocessingDrawing" xmlns:w10="urn:schemas-microsoft-com:office:word" xmlns:w="http://schemas.openxmlformats.org/wordprocessingml/2006/main" xmlns:w14="http://schemas.microsoft.com/office/word/2010/wordml" xmlns:wpg="http://schemas.microsoft.com/office/word/2010/wordprocessingGroup" xmlns:wpi="http://schemas.microsoft.com/office/word/2010/wordprocessingInk" xmlns:wne="http://schemas.microsoft.com/office/word/2006/wordml" xmlns:wps="http://schemas.microsoft.com/office/word/2010/wordprocessingShape" mc:Ignorable="w14 wp14">
   <w:body>
     <w:p>
+      <w:pPr>
+        <w:keepNext/>
+        <w:spacing w:line="240" w:lineRule="auto"/>
+      </w:pPr>
       <w:r>
         <w:rPr>
           <w:b/>
@@ -16,22 +20,35 @@
         <w:tblStyle w:val="TableGrid"/>
         <w:tblW w:type="auto" w:w="0"/>
         <w:jc w:val="center"/>
+        <w:tblLayout w:type="fixed"/>
         <w:tblLook w:firstColumn="1" w:firstRow="1" w:lastColumn="0" w:lastRow="0" w:noHBand="0" w:noVBand="1" w:val="04A0"/>
+        <w:tblBorders>
+          <w:top w:val="single" w:sz="4" w:color="D9D9D9"/>
+          <w:left w:val="single" w:sz="4" w:color="D9D9D9"/>
+          <w:bottom w:val="single" w:sz="4" w:color="D9D9D9"/>
+          <w:right w:val="single" w:sz="4" w:color="D9D9D9"/>
+          <w:insideH w:val="single" w:sz="4" w:color="D9D9D9"/>
+          <w:insideV w:val="single" w:sz="4" w:color="D9D9D9"/>
+        </w:tblBorders>
       </w:tblPr>
       <w:tblGrid>
-        <w:gridCol w:w="1560"/>
-        <w:gridCol w:w="1560"/>
-        <w:gridCol w:w="1560"/>
-        <w:gridCol w:w="1560"/>
-        <w:gridCol w:w="1560"/>
-        <w:gridCol w:w="1560"/>
+        <w:gridCol w:w="1777"/>
+        <w:gridCol w:w="1599"/>
+        <w:gridCol w:w="1540"/>
+        <w:gridCol w:w="1540"/>
+        <w:gridCol w:w="1836"/>
+        <w:gridCol w:w="1066"/>
       </w:tblGrid>
       <w:tr>
         <w:tc>
           <w:tcPr>
-            <w:tcW w:type="dxa" w:w="2160"/>
+            <w:tcW w:type="dxa" w:w="1777"/>
+            <w:shd w:fill="EAF1F8"/>
           </w:tcPr>
           <w:p>
+            <w:pPr>
+              <w:spacing w:after="40" w:before="40" w:line="240" w:lineRule="auto"/>
+            </w:pPr>
             <w:r/>
             <w:r>
               <w:rPr>
@@ -45,9 +62,13 @@
         </w:tc>
         <w:tc>
           <w:tcPr>
-            <w:tcW w:type="dxa" w:w="1944"/>
+            <w:tcW w:type="dxa" w:w="1599"/>
+            <w:shd w:fill="EAF1F8"/>
           </w:tcPr>
           <w:p>
+            <w:pPr>
+              <w:spacing w:after="40" w:before="40" w:line="240" w:lineRule="auto"/>
+            </w:pPr>
             <w:r/>
             <w:r>
               <w:rPr>
@@ -61,9 +82,13 @@
         </w:tc>
         <w:tc>
           <w:tcPr>
-            <w:tcW w:type="dxa" w:w="1872"/>
+            <w:tcW w:type="dxa" w:w="1540"/>
+            <w:shd w:fill="EAF1F8"/>
           </w:tcPr>
           <w:p>
+            <w:pPr>
+              <w:spacing w:after="40" w:before="40" w:line="240" w:lineRule="auto"/>
+            </w:pPr>
             <w:r/>
             <w:r>
               <w:rPr>
@@ -77,9 +102,13 @@
         </w:tc>
         <w:tc>
           <w:tcPr>
-            <w:tcW w:type="dxa" w:w="1872"/>
+            <w:tcW w:type="dxa" w:w="1540"/>
+            <w:shd w:fill="EAF1F8"/>
           </w:tcPr>
           <w:p>
+            <w:pPr>
+              <w:spacing w:after="40" w:before="40" w:line="240" w:lineRule="auto"/>
+            </w:pPr>
             <w:r/>
             <w:r>
               <w:rPr>
@@ -93,9 +122,13 @@
         </w:tc>
         <w:tc>
           <w:tcPr>
-            <w:tcW w:type="dxa" w:w="2232"/>
+            <w:tcW w:type="dxa" w:w="1836"/>
+            <w:shd w:fill="EAF1F8"/>
           </w:tcPr>
           <w:p>
+            <w:pPr>
+              <w:spacing w:after="40" w:before="40" w:line="240" w:lineRule="auto"/>
+            </w:pPr>
             <w:r/>
             <w:r>
               <w:rPr>
@@ -109,9 +142,13 @@
         </w:tc>
         <w:tc>
           <w:tcPr>
-            <w:tcW w:type="dxa" w:w="1296"/>
+            <w:tcW w:type="dxa" w:w="1066"/>
+            <w:shd w:fill="EAF1F8"/>
           </w:tcPr>
           <w:p>
+            <w:pPr>
+              <w:spacing w:after="40" w:before="40" w:line="240" w:lineRule="auto"/>
+            </w:pPr>
             <w:r/>
             <w:r>
               <w:rPr>
@@ -127,9 +164,12 @@
       <w:tr>
         <w:tc>
           <w:tcPr>
-            <w:tcW w:type="dxa" w:w="2160"/>
+            <w:tcW w:type="dxa" w:w="1777"/>
           </w:tcPr>
           <w:p>
+            <w:pPr>
+              <w:spacing w:after="40" w:before="40" w:line="240" w:lineRule="auto"/>
+            </w:pPr>
             <w:r/>
             <w:r>
               <w:rPr>
@@ -142,69 +182,84 @@
         </w:tc>
         <w:tc>
           <w:tcPr>
-            <w:tcW w:type="dxa" w:w="1944"/>
+            <w:tcW w:type="dxa" w:w="1599"/>
           </w:tcPr>
           <w:p>
+            <w:pPr>
+              <w:spacing w:after="40" w:before="40" w:line="240" w:lineRule="auto"/>
+            </w:pPr>
             <w:r/>
             <w:r>
               <w:rPr>
                 <w:rFonts w:ascii="Times New Roman" w:hAnsi="Times New Roman"/>
                 <w:sz w:val="16"/>
               </w:rPr>
-              <w:t>+0.038 (0.016 to 0.060)</w:t>
+              <w:t>+0.038 (0.009 to 0.069)</w:t>
             </w:r>
           </w:p>
         </w:tc>
         <w:tc>
           <w:tcPr>
-            <w:tcW w:type="dxa" w:w="1872"/>
+            <w:tcW w:type="dxa" w:w="1540"/>
           </w:tcPr>
           <w:p>
+            <w:pPr>
+              <w:spacing w:after="40" w:before="40" w:line="240" w:lineRule="auto"/>
+            </w:pPr>
             <w:r/>
             <w:r>
               <w:rPr>
                 <w:rFonts w:ascii="Times New Roman" w:hAnsi="Times New Roman"/>
                 <w:sz w:val="16"/>
               </w:rPr>
-              <w:t>-0.023 (-0.036 to -0.013)</w:t>
+              <w:t>-0.023 (-0.041 to -0.009)</w:t>
             </w:r>
           </w:p>
         </w:tc>
         <w:tc>
           <w:tcPr>
-            <w:tcW w:type="dxa" w:w="1872"/>
+            <w:tcW w:type="dxa" w:w="1540"/>
           </w:tcPr>
           <w:p>
+            <w:pPr>
+              <w:spacing w:after="40" w:before="40" w:line="240" w:lineRule="auto"/>
+            </w:pPr>
             <w:r/>
             <w:r>
               <w:rPr>
                 <w:rFonts w:ascii="Times New Roman" w:hAnsi="Times New Roman"/>
                 <w:sz w:val="16"/>
               </w:rPr>
-              <w:t>-0.012 (-0.024 to -0.000)</w:t>
+              <w:t>-0.012 (-0.025 to 0.003)</w:t>
             </w:r>
           </w:p>
         </w:tc>
         <w:tc>
           <w:tcPr>
-            <w:tcW w:type="dxa" w:w="2232"/>
+            <w:tcW w:type="dxa" w:w="1836"/>
           </w:tcPr>
           <w:p>
+            <w:pPr>
+              <w:spacing w:after="40" w:before="40" w:line="240" w:lineRule="auto"/>
+            </w:pPr>
             <w:r/>
             <w:r>
               <w:rPr>
                 <w:rFonts w:ascii="Times New Roman" w:hAnsi="Times New Roman"/>
                 <w:sz w:val="16"/>
               </w:rPr>
-              <w:t>-23.5 (-29.5 to -17.5)</w:t>
+              <w:t>-23.5 (-33.6 to -13.2)</w:t>
             </w:r>
           </w:p>
         </w:tc>
         <w:tc>
           <w:tcPr>
-            <w:tcW w:type="dxa" w:w="1296"/>
+            <w:tcW w:type="dxa" w:w="1066"/>
           </w:tcPr>
           <w:p>
+            <w:pPr>
+              <w:spacing w:after="40" w:before="40" w:line="240" w:lineRule="auto"/>
+            </w:pPr>
             <w:r/>
             <w:r>
               <w:rPr>
@@ -219,9 +274,12 @@
       <w:tr>
         <w:tc>
           <w:tcPr>
-            <w:tcW w:type="dxa" w:w="2160"/>
+            <w:tcW w:type="dxa" w:w="1777"/>
           </w:tcPr>
           <w:p>
+            <w:pPr>
+              <w:spacing w:after="40" w:before="40" w:line="240" w:lineRule="auto"/>
+            </w:pPr>
             <w:r/>
             <w:r>
               <w:rPr>
@@ -234,69 +292,84 @@
         </w:tc>
         <w:tc>
           <w:tcPr>
-            <w:tcW w:type="dxa" w:w="1944"/>
+            <w:tcW w:type="dxa" w:w="1599"/>
           </w:tcPr>
           <w:p>
+            <w:pPr>
+              <w:spacing w:after="40" w:before="40" w:line="240" w:lineRule="auto"/>
+            </w:pPr>
             <w:r/>
             <w:r>
               <w:rPr>
                 <w:rFonts w:ascii="Times New Roman" w:hAnsi="Times New Roman"/>
                 <w:sz w:val="16"/>
               </w:rPr>
-              <w:t>-0.037 (-0.067 to -0.006)</w:t>
+              <w:t>-0.037 (-0.081 to 0.006)</w:t>
             </w:r>
           </w:p>
         </w:tc>
         <w:tc>
           <w:tcPr>
-            <w:tcW w:type="dxa" w:w="1872"/>
+            <w:tcW w:type="dxa" w:w="1540"/>
           </w:tcPr>
           <w:p>
+            <w:pPr>
+              <w:spacing w:after="40" w:before="40" w:line="240" w:lineRule="auto"/>
+            </w:pPr>
             <w:r/>
             <w:r>
               <w:rPr>
                 <w:rFonts w:ascii="Times New Roman" w:hAnsi="Times New Roman"/>
                 <w:sz w:val="16"/>
               </w:rPr>
-              <w:t>-0.017 (-0.028 to -0.007)</w:t>
+              <w:t>-0.017 (-0.031 to -0.005)</w:t>
             </w:r>
           </w:p>
         </w:tc>
         <w:tc>
           <w:tcPr>
-            <w:tcW w:type="dxa" w:w="1872"/>
+            <w:tcW w:type="dxa" w:w="1540"/>
           </w:tcPr>
           <w:p>
+            <w:pPr>
+              <w:spacing w:after="40" w:before="40" w:line="240" w:lineRule="auto"/>
+            </w:pPr>
             <w:r/>
             <w:r>
               <w:rPr>
                 <w:rFonts w:ascii="Times New Roman" w:hAnsi="Times New Roman"/>
                 <w:sz w:val="16"/>
               </w:rPr>
-              <w:t>+0.095 (0.081 to 0.110)</w:t>
+              <w:t>+0.095 (0.074 to 0.116)</w:t>
             </w:r>
           </w:p>
         </w:tc>
         <w:tc>
           <w:tcPr>
-            <w:tcW w:type="dxa" w:w="2232"/>
+            <w:tcW w:type="dxa" w:w="1836"/>
           </w:tcPr>
           <w:p>
+            <w:pPr>
+              <w:spacing w:after="40" w:before="40" w:line="240" w:lineRule="auto"/>
+            </w:pPr>
             <w:r/>
             <w:r>
               <w:rPr>
                 <w:rFonts w:ascii="Times New Roman" w:hAnsi="Times New Roman"/>
                 <w:sz w:val="16"/>
               </w:rPr>
-              <w:t>+44.2 (36.3 to 52.5)</w:t>
+              <w:t>+44.2 (31.1 to 57.8)</w:t>
             </w:r>
           </w:p>
         </w:tc>
         <w:tc>
           <w:tcPr>
-            <w:tcW w:type="dxa" w:w="1296"/>
+            <w:tcW w:type="dxa" w:w="1066"/>
           </w:tcPr>
           <w:p>
+            <w:pPr>
+              <w:spacing w:after="40" w:before="40" w:line="240" w:lineRule="auto"/>
+            </w:pPr>
             <w:r/>
             <w:r>
               <w:rPr>
@@ -311,9 +384,12 @@
       <w:tr>
         <w:tc>
           <w:tcPr>
-            <w:tcW w:type="dxa" w:w="2160"/>
+            <w:tcW w:type="dxa" w:w="1777"/>
           </w:tcPr>
           <w:p>
+            <w:pPr>
+              <w:spacing w:after="40" w:before="40" w:line="240" w:lineRule="auto"/>
+            </w:pPr>
             <w:r/>
             <w:r>
               <w:rPr>
@@ -326,39 +402,48 @@
         </w:tc>
         <w:tc>
           <w:tcPr>
-            <w:tcW w:type="dxa" w:w="1944"/>
+            <w:tcW w:type="dxa" w:w="1599"/>
           </w:tcPr>
           <w:p>
+            <w:pPr>
+              <w:spacing w:after="40" w:before="40" w:line="240" w:lineRule="auto"/>
+            </w:pPr>
             <w:r/>
             <w:r>
               <w:rPr>
                 <w:rFonts w:ascii="Times New Roman" w:hAnsi="Times New Roman"/>
                 <w:sz w:val="16"/>
               </w:rPr>
-              <w:t>-0.010 (-0.042 to 0.021)</w:t>
+              <w:t>-0.010 (-0.052 to 0.030)</w:t>
             </w:r>
           </w:p>
         </w:tc>
         <w:tc>
           <w:tcPr>
-            <w:tcW w:type="dxa" w:w="1872"/>
+            <w:tcW w:type="dxa" w:w="1540"/>
           </w:tcPr>
           <w:p>
+            <w:pPr>
+              <w:spacing w:after="40" w:before="40" w:line="240" w:lineRule="auto"/>
+            </w:pPr>
             <w:r/>
             <w:r>
               <w:rPr>
                 <w:rFonts w:ascii="Times New Roman" w:hAnsi="Times New Roman"/>
                 <w:sz w:val="16"/>
               </w:rPr>
-              <w:t>-0.002 (-0.012 to 0.009)</w:t>
+              <w:t>-0.002 (-0.015 to 0.010)</w:t>
             </w:r>
           </w:p>
         </w:tc>
         <w:tc>
           <w:tcPr>
-            <w:tcW w:type="dxa" w:w="1872"/>
+            <w:tcW w:type="dxa" w:w="1540"/>
           </w:tcPr>
           <w:p>
+            <w:pPr>
+              <w:spacing w:after="40" w:before="40" w:line="240" w:lineRule="auto"/>
+            </w:pPr>
             <w:r/>
             <w:r>
               <w:rPr>
@@ -371,24 +456,30 @@
         </w:tc>
         <w:tc>
           <w:tcPr>
-            <w:tcW w:type="dxa" w:w="2232"/>
+            <w:tcW w:type="dxa" w:w="1836"/>
           </w:tcPr>
           <w:p>
+            <w:pPr>
+              <w:spacing w:after="40" w:before="40" w:line="240" w:lineRule="auto"/>
+            </w:pPr>
             <w:r/>
             <w:r>
               <w:rPr>
                 <w:rFonts w:ascii="Times New Roman" w:hAnsi="Times New Roman"/>
                 <w:sz w:val="16"/>
               </w:rPr>
-              <w:t>-59.1 (-63.4 to -54.8)</w:t>
+              <w:t>-59.1 (-65.3 to -53.0)</w:t>
             </w:r>
           </w:p>
         </w:tc>
         <w:tc>
           <w:tcPr>
-            <w:tcW w:type="dxa" w:w="1296"/>
+            <w:tcW w:type="dxa" w:w="1066"/>
           </w:tcPr>
           <w:p>
+            <w:pPr>
+              <w:spacing w:after="40" w:before="40" w:line="240" w:lineRule="auto"/>
+            </w:pPr>
             <w:r/>
             <w:r>
               <w:rPr>
@@ -403,9 +494,12 @@
       <w:tr>
         <w:tc>
           <w:tcPr>
-            <w:tcW w:type="dxa" w:w="2160"/>
+            <w:tcW w:type="dxa" w:w="1777"/>
           </w:tcPr>
           <w:p>
+            <w:pPr>
+              <w:spacing w:after="40" w:before="40" w:line="240" w:lineRule="auto"/>
+            </w:pPr>
             <w:r/>
             <w:r>
               <w:rPr>
@@ -418,69 +512,84 @@
         </w:tc>
         <w:tc>
           <w:tcPr>
-            <w:tcW w:type="dxa" w:w="1944"/>
+            <w:tcW w:type="dxa" w:w="1599"/>
           </w:tcPr>
           <w:p>
+            <w:pPr>
+              <w:spacing w:after="40" w:before="40" w:line="240" w:lineRule="auto"/>
+            </w:pPr>
             <w:r/>
             <w:r>
               <w:rPr>
                 <w:rFonts w:ascii="Times New Roman" w:hAnsi="Times New Roman"/>
                 <w:sz w:val="16"/>
               </w:rPr>
-              <w:t>-0.048 (-0.081 to -0.018)</w:t>
+              <w:t>-0.048 (-0.093 to -0.003)</w:t>
             </w:r>
           </w:p>
         </w:tc>
         <w:tc>
           <w:tcPr>
-            <w:tcW w:type="dxa" w:w="1872"/>
+            <w:tcW w:type="dxa" w:w="1540"/>
           </w:tcPr>
           <w:p>
+            <w:pPr>
+              <w:spacing w:after="40" w:before="40" w:line="240" w:lineRule="auto"/>
+            </w:pPr>
             <w:r/>
             <w:r>
               <w:rPr>
                 <w:rFonts w:ascii="Times New Roman" w:hAnsi="Times New Roman"/>
                 <w:sz w:val="16"/>
               </w:rPr>
-              <w:t>-0.054 (-0.072 to -0.037)</w:t>
+              <w:t>-0.054 (-0.079 to -0.031)</w:t>
             </w:r>
           </w:p>
         </w:tc>
         <w:tc>
           <w:tcPr>
-            <w:tcW w:type="dxa" w:w="1872"/>
+            <w:tcW w:type="dxa" w:w="1540"/>
           </w:tcPr>
           <w:p>
+            <w:pPr>
+              <w:spacing w:after="40" w:before="40" w:line="240" w:lineRule="auto"/>
+            </w:pPr>
             <w:r/>
             <w:r>
               <w:rPr>
                 <w:rFonts w:ascii="Times New Roman" w:hAnsi="Times New Roman"/>
                 <w:sz w:val="16"/>
               </w:rPr>
-              <w:t>+0.497 (0.471 to 0.523)</w:t>
+              <w:t>+0.497 (0.456 to 0.538)</w:t>
             </w:r>
           </w:p>
         </w:tc>
         <w:tc>
           <w:tcPr>
-            <w:tcW w:type="dxa" w:w="2232"/>
+            <w:tcW w:type="dxa" w:w="1836"/>
           </w:tcPr>
           <w:p>
+            <w:pPr>
+              <w:spacing w:after="40" w:before="40" w:line="240" w:lineRule="auto"/>
+            </w:pPr>
             <w:r/>
             <w:r>
               <w:rPr>
                 <w:rFonts w:ascii="Times New Roman" w:hAnsi="Times New Roman"/>
                 <w:sz w:val="16"/>
               </w:rPr>
-              <w:t>+549.7 (521.6 to 578.3)</w:t>
+              <w:t>+549.7 (498.2 to 603.5)</w:t>
             </w:r>
           </w:p>
         </w:tc>
         <w:tc>
           <w:tcPr>
-            <w:tcW w:type="dxa" w:w="1296"/>
+            <w:tcW w:type="dxa" w:w="1066"/>
           </w:tcPr>
           <w:p>
+            <w:pPr>
+              <w:spacing w:after="40" w:before="40" w:line="240" w:lineRule="auto"/>
+            </w:pPr>
             <w:r/>
             <w:r>
               <w:rPr>
@@ -494,12 +603,15 @@
       </w:tr>
     </w:tbl>
     <w:p>
+      <w:pPr>
+        <w:spacing w:line="240" w:lineRule="auto"/>
+      </w:pPr>
       <w:r>
         <w:rPr>
           <w:i/>
           <w:sz w:val="18"/>
         </w:rPr>
-        <w:t>Values are paired changes in the endpoint rate (or in delivered energy) against the full-feedback baseline, with 95% cluster-bootstrap intervals (10,000 replicates). Negative failure changes indicate fewer failures. Hypoxic failure did not change for any controller (all deltas 0.000, 95% CI 0.000 to 0.000) and is omitted. Pareto status is computed over the five objectives shown in Table 1 and this table; all four controllers are mutually non-dominated.</w:t>
+        <w:t>Values are paired changes in the endpoint rate (or in delivered energy) against the full-feedback baseline, with approximate 95% seed-stratified parent-block bootstrap intervals (10,000 replicates). Negative failure changes indicate fewer failures. Hypoxic failure did not change for any controller (all deltas 0.000, 95% CI 0.000 to 0.000) and is omitted. Pareto status is computed over the five objectives shown in Table 1 and this table; all four controllers are mutually non-dominated.</w:t>
       </w:r>
     </w:p>
     <w:sectPr>
